--- a/课设报告/实习报告.docx
+++ b/课设报告/实习报告.docx
@@ -460,7 +460,7 @@
           <w:color w:val="000000"/>
           <w:sz w:val="24"/>
         </w:rPr>
-        <w:t>（3）老化机制：每调度10次触发aging，将Q2队首提升到Q1（优先级改7），Q1队首提升到Q0（优先级改3），防止低优先级进程饥饿。</w:t>
+        <w:t>（3）降级规则：进程在Q0消耗完时间片后降级到Q1，Q1消耗完降级到Q2，Q2消耗完继续在Q2排队。每次降级时间片翻倍，短进程在Q0快速完成，长进程在Q2获得长时间片减少切换次数。</w:t>
       </w:r>
     </w:p>
     <w:p>
@@ -801,7 +801,7 @@
           <w:color w:val="000000"/>
           <w:sz w:val="24"/>
         </w:rPr>
-        <w:t>4. MLFQ调度算法选择：多级反馈队列是操作系统教材中的经典调度算法，能兼顾短进程的快速响应和长进程的吞吐量。本实现通过三级队列、时间片倍增、降级和老化机制，完整呈现了MLFQ的核心特性。</w:t>
+        <w:t>4. MLFQ调度算法选择：多级反馈队列是操作系统教材中的经典调度算法，能兼顾短进程的快速响应和长进程的吞吐量。本实现通过三级队列、时间片倍增和降级机制，完整呈现了MLFQ的核心特性。</w:t>
       </w:r>
     </w:p>
     <w:p>
@@ -1224,7 +1224,7 @@
           <w:color w:val="000000"/>
           <w:sz w:val="24"/>
         </w:rPr>
-        <w:t xml:space="preserve">                ├── 是 → agePriorities(): Q2→Q1, Q1→Q0</w:t>
+        <w:t xml:space="preserve">                ├── 是 → Q0→Q1→Q2 逐级降级</w:t>
       </w:r>
     </w:p>
     <w:p>
@@ -1959,7 +1959,7 @@
           <w:color w:val="000000"/>
           <w:sz w:val="24"/>
         </w:rPr>
-        <w:t>自动调度测试：创建3个CPU密集型进程（burstTime=10），执行start_sched后约10-15秒全部运行完毕。日志显示进程按Q0→Q1→Q2逐级降级，时间片2→4→8递增，CPU时间动态增长非静态修改。单步调度测试：每个step输出完整的"当前队列→选中进程→时间片→CPU时间→完成/降级→执行后队列"链路。老化机制在10次调度后自动触发。</w:t>
+        <w:t>自动调度测试：创建3个CPU密集型进程（burstTime=10），执行start_sched后约10-15秒全部运行完毕。日志显示进程按Q0→Q1→Q2逐级降级，时间片2→4→8递增，CPU时间动态增长非静态修改。单步调度测试：每个step输出完整的"当前队列→选中进程→时间片→CPU时间→完成/降级→执行后队列"链路。</w:t>
       </w:r>
     </w:p>
     <w:p>
@@ -2119,7 +2119,7 @@
           <w:color w:val="000000"/>
           <w:sz w:val="24"/>
         </w:rPr>
-        <w:t>MLFQ调度器的实现让我深刻理解了多级反馈队列的设计哲学：短进程在Q0快速完成获得良好响应，长进程逐步降级到Q2获得长时间片减少切换开销。老化机制的实现验证了"防止饥饿"这一调度设计原则的实际意义——没有aging的话，Q2的进程可能永远得不到CPU。调试step的完整决策链路输出时，我意识到好的调度器不仅算法要正确，日志输出也要清晰可读，否则老师无法验证调度器的动态行为。</w:t>
+        <w:t>MLFQ调度器的实现让我深刻理解了多级反馈队列的设计哲学：短进程在Q0快速完成获得良好响应，长进程逐步降级到Q2获得长时间片减少切换开销。调试step的完整决策链路输出时，我意识到好的调度器不仅算法要正确，日志输出也要清晰可读，否则老师无法验证调度器的动态行为。</w:t>
       </w:r>
     </w:p>
     <w:p>
